--- a/Streamsync/Streamsync Stanford English Consent 3.25.26.docx
+++ b/Streamsync/Streamsync Stanford English Consent 3.25.26.docx
@@ -298,7 +298,32 @@
           <w:rFonts w:ascii="Tahoma" w:hAnsi="Tahoma" w:cs="Tahoma"/>
           <w:color w:val="000000" w:themeColor="text1"/>
         </w:rPr>
-        <w:t>You will be asked to participate for approximately 12 months. The active monitoring portion of the study lasts 90 days after your procedure. Initial setup (screening, consent, surveys, and app installation) will take about 30 minutes.</w:t>
+        <w:t xml:space="preserve">You will be asked to participate for approximately </w:t>
+      </w:r>
+      <w:del w:id="0" w:author="Daniel Garrett Wong" w:date="2026-04-12T21:55:00Z" w16du:dateUtc="2026-04-13T04:55:00Z">
+        <w:r>
+          <w:rPr>
+            <w:rFonts w:ascii="Tahoma" w:hAnsi="Tahoma" w:cs="Tahoma"/>
+            <w:color w:val="000000" w:themeColor="text1"/>
+          </w:rPr>
+          <w:delText>12 months</w:delText>
+        </w:r>
+      </w:del>
+      <w:ins w:id="1" w:author="Daniel Garrett Wong" w:date="2026-04-12T21:55:00Z" w16du:dateUtc="2026-04-13T04:55:00Z">
+        <w:r>
+          <w:rPr>
+            <w:rFonts w:ascii="Tahoma" w:hAnsi="Tahoma" w:cs="Tahoma"/>
+            <w:color w:val="000000" w:themeColor="text1"/>
+          </w:rPr>
+          <w:t>3 months</w:t>
+        </w:r>
+      </w:ins>
+      <w:r>
+        <w:rPr>
+          <w:rFonts w:ascii="Tahoma" w:hAnsi="Tahoma" w:cs="Tahoma"/>
+          <w:color w:val="000000" w:themeColor="text1"/>
+        </w:rPr>
+        <w:t>. The active monitoring portion of the study lasts 90 days after your procedure. Initial setup (screening, consent, surveys, and app installation) will take about 30 minutes.</w:t>
       </w:r>
     </w:p>
     <w:p>
@@ -331,7 +356,41 @@
           <w:rFonts w:ascii="Tahoma" w:hAnsi="Tahoma" w:cs="Tahoma"/>
           <w:color w:val="000000" w:themeColor="text1"/>
         </w:rPr>
-        <w:t xml:space="preserve"> app will collect daily symptom reports. You will also complete standardized symptom questionnaires (IPSS) at 1, 3, 6, and 12 months.</w:t>
+        <w:t xml:space="preserve"> app will collect daily symptom reports. You will also complete standardized symptom questionnaires (IPSS) at 1,</w:t>
+      </w:r>
+      <w:del w:id="2" w:author="Daniel Garrett Wong" w:date="2026-04-12T21:55:00Z" w16du:dateUtc="2026-04-13T04:55:00Z">
+        <w:r>
+          <w:rPr>
+            <w:rFonts w:ascii="Tahoma" w:hAnsi="Tahoma" w:cs="Tahoma"/>
+            <w:color w:val="000000" w:themeColor="text1"/>
+          </w:rPr>
+          <w:delText xml:space="preserve"> </w:delText>
+        </w:r>
+      </w:del>
+      <w:ins w:id="3" w:author="Daniel Garrett Wong" w:date="2026-04-12T21:55:00Z" w16du:dateUtc="2026-04-13T04:55:00Z">
+        <w:r>
+          <w:rPr>
+            <w:rFonts w:ascii="Tahoma" w:hAnsi="Tahoma" w:cs="Tahoma"/>
+            <w:color w:val="000000" w:themeColor="text1"/>
+          </w:rPr>
+          <w:t>2, and 3 months</w:t>
+        </w:r>
+      </w:ins>
+      <w:del w:id="4" w:author="Daniel Garrett Wong" w:date="2026-04-12T21:55:00Z" w16du:dateUtc="2026-04-13T04:55:00Z">
+        <w:r>
+          <w:rPr>
+            <w:rFonts w:ascii="Tahoma" w:hAnsi="Tahoma" w:cs="Tahoma"/>
+            <w:color w:val="000000" w:themeColor="text1"/>
+          </w:rPr>
+          <w:delText>3, 6, and 12 months</w:delText>
+        </w:r>
+      </w:del>
+      <w:r>
+        <w:rPr>
+          <w:rFonts w:ascii="Tahoma" w:hAnsi="Tahoma" w:cs="Tahoma"/>
+          <w:color w:val="000000" w:themeColor="text1"/>
+        </w:rPr>
+        <w:t>.</w:t>
       </w:r>
     </w:p>
     <w:p>
@@ -397,7 +456,7 @@
         <w:br/>
         <w:t xml:space="preserve">You will receive a Throne home uroflow device that attaches to your toilet. This device passively records how much and how fast you urinate each time you void. </w:t>
       </w:r>
-      <w:ins w:id="0" w:author="Microsoft Office User" w:date="2026-03-25T13:32:00Z" w16du:dateUtc="2026-03-25T20:32:00Z">
+      <w:ins w:id="5" w:author="Microsoft Office User" w:date="2026-03-25T13:32:00Z" w16du:dateUtc="2026-03-25T20:32:00Z">
         <w:r>
           <w:rPr>
             <w:rFonts w:ascii="Arial" w:hAnsi="Arial" w:cs="Arial"/>
@@ -405,7 +464,7 @@
           <w:t xml:space="preserve">This </w:t>
         </w:r>
       </w:ins>
-      <w:ins w:id="1" w:author="Microsoft Office User" w:date="2026-03-25T13:33:00Z" w16du:dateUtc="2026-03-25T20:33:00Z">
+      <w:ins w:id="6" w:author="Microsoft Office User" w:date="2026-03-25T13:33:00Z" w16du:dateUtc="2026-03-25T20:33:00Z">
         <w:r>
           <w:rPr>
             <w:rFonts w:ascii="Arial" w:hAnsi="Arial" w:cs="Arial"/>
@@ -676,15 +735,18 @@
           <w:numId w:val="26"/>
         </w:numPr>
         <w:rPr>
+          <w:del w:id="7" w:author="Daniel Garrett Wong" w:date="2026-04-12T21:55:00Z" w16du:dateUtc="2026-04-13T04:55:00Z"/>
           <w:rFonts w:ascii="Arial" w:hAnsi="Arial" w:cs="Arial"/>
         </w:rPr>
       </w:pPr>
-      <w:r>
-        <w:rPr>
-          <w:rFonts w:ascii="Arial" w:hAnsi="Arial" w:cs="Arial"/>
-        </w:rPr>
-        <w:t>3 months</w:t>
-      </w:r>
+      <w:del w:id="8" w:author="Daniel Garrett Wong" w:date="2026-04-12T21:55:00Z" w16du:dateUtc="2026-04-13T04:55:00Z">
+        <w:r>
+          <w:rPr>
+            <w:rFonts w:ascii="Arial" w:hAnsi="Arial" w:cs="Arial"/>
+          </w:rPr>
+          <w:delText>3 months</w:delText>
+        </w:r>
+      </w:del>
     </w:p>
     <w:p>
       <w:pPr>
@@ -694,15 +756,18 @@
           <w:numId w:val="26"/>
         </w:numPr>
         <w:rPr>
+          <w:del w:id="9" w:author="Daniel Garrett Wong" w:date="2026-04-12T21:55:00Z" w16du:dateUtc="2026-04-13T04:55:00Z"/>
           <w:rFonts w:ascii="Arial" w:hAnsi="Arial" w:cs="Arial"/>
         </w:rPr>
       </w:pPr>
-      <w:r>
-        <w:rPr>
-          <w:rFonts w:ascii="Arial" w:hAnsi="Arial" w:cs="Arial"/>
-        </w:rPr>
-        <w:t>6 months</w:t>
-      </w:r>
+      <w:del w:id="10" w:author="Daniel Garrett Wong" w:date="2026-04-12T21:55:00Z" w16du:dateUtc="2026-04-13T04:55:00Z">
+        <w:r>
+          <w:rPr>
+            <w:rFonts w:ascii="Arial" w:hAnsi="Arial" w:cs="Arial"/>
+          </w:rPr>
+          <w:delText>6 months</w:delText>
+        </w:r>
+      </w:del>
     </w:p>
     <w:p>
       <w:pPr>
@@ -712,15 +777,46 @@
           <w:numId w:val="26"/>
         </w:numPr>
         <w:rPr>
+          <w:ins w:id="11" w:author="Daniel Garrett Wong" w:date="2026-04-12T21:55:00Z" w16du:dateUtc="2026-04-13T04:55:00Z"/>
           <w:rFonts w:ascii="Arial" w:hAnsi="Arial" w:cs="Arial"/>
         </w:rPr>
       </w:pPr>
-      <w:r>
+      <w:del w:id="12" w:author="Daniel Garrett Wong" w:date="2026-04-12T21:55:00Z" w16du:dateUtc="2026-04-13T04:55:00Z">
+        <w:r>
+          <w:rPr>
+            <w:rFonts w:ascii="Arial" w:hAnsi="Arial" w:cs="Arial"/>
+          </w:rPr>
+          <w:delText>12 months</w:delText>
+        </w:r>
+      </w:del>
+      <w:ins w:id="13" w:author="Daniel Garrett Wong" w:date="2026-04-12T21:55:00Z" w16du:dateUtc="2026-04-13T04:55:00Z">
+        <w:r>
+          <w:rPr>
+            <w:rFonts w:ascii="Arial" w:hAnsi="Arial" w:cs="Arial"/>
+          </w:rPr>
+          <w:t>2 months</w:t>
+        </w:r>
+      </w:ins>
+    </w:p>
+    <w:p>
+      <w:pPr>
+        <w:pStyle w:val="NormalWeb"/>
+        <w:numPr>
+          <w:ilvl w:val="0"/>
+          <w:numId w:val="26"/>
+        </w:numPr>
         <w:rPr>
           <w:rFonts w:ascii="Arial" w:hAnsi="Arial" w:cs="Arial"/>
         </w:rPr>
-        <w:t>12 months</w:t>
-      </w:r>
+      </w:pPr>
+      <w:ins w:id="14" w:author="Daniel Garrett Wong" w:date="2026-04-12T21:55:00Z" w16du:dateUtc="2026-04-13T04:55:00Z">
+        <w:r>
+          <w:rPr>
+            <w:rFonts w:ascii="Arial" w:hAnsi="Arial" w:cs="Arial"/>
+          </w:rPr>
+          <w:t>3 months</w:t>
+        </w:r>
+      </w:ins>
     </w:p>
     <w:p>
       <w:pPr>
@@ -992,7 +1088,6 @@
           <w:rFonts w:ascii="Tahoma" w:eastAsia="Tahoma" w:hAnsi="Tahoma" w:cs="Tahoma"/>
           <w:color w:val="000000"/>
         </w:rPr>
-        <w:lastRenderedPageBreak/>
         <w:t xml:space="preserve">If you decide to withdraw your consent to participate in this study, you should notify </w:t>
       </w:r>
       <w:r>
@@ -1034,14 +1129,28 @@
         <w:rPr>
           <w:rFonts w:ascii="Tahoma" w:eastAsia="Tahoma" w:hAnsi="Tahoma" w:cs="Tahoma"/>
           <w:color w:val="000000" w:themeColor="text1"/>
-          <w:rPrChange w:id="2" w:author="Microsoft Office User" w:date="2026-03-25T13:33:00Z" w16du:dateUtc="2026-03-25T20:33:00Z">
+          <w:rPrChange w:id="15" w:author="Microsoft Office User" w:date="2026-03-25T13:33:00Z" w16du:dateUtc="2026-03-25T20:33:00Z">
             <w:rPr>
               <w:rFonts w:ascii="Tahoma" w:eastAsia="Tahoma" w:hAnsi="Tahoma" w:cs="Tahoma"/>
               <w:color w:val="FF0000"/>
             </w:rPr>
           </w:rPrChange>
         </w:rPr>
-        <w:t>After withdrawing from the study your data will no longer be collected from that point forward. You will not be able to use the home uroflow devices as part of the study.</w:t>
+        <w:t xml:space="preserve">After withdrawing from the study your data will no longer be collected </w:t>
+      </w:r>
+      <w:r>
+        <w:rPr>
+          <w:rFonts w:ascii="Tahoma" w:eastAsia="Tahoma" w:hAnsi="Tahoma" w:cs="Tahoma"/>
+          <w:color w:val="000000" w:themeColor="text1"/>
+          <w:rPrChange w:id="16" w:author="Microsoft Office User" w:date="2026-03-25T13:33:00Z" w16du:dateUtc="2026-03-25T20:33:00Z">
+            <w:rPr>
+              <w:rFonts w:ascii="Tahoma" w:eastAsia="Tahoma" w:hAnsi="Tahoma" w:cs="Tahoma"/>
+              <w:color w:val="FF0000"/>
+            </w:rPr>
+          </w:rPrChange>
+        </w:rPr>
+        <w:lastRenderedPageBreak/>
+        <w:t>from that point forward. You will not be able to use the home uroflow devices as part of the study.</w:t>
       </w:r>
     </w:p>
     <w:p>
@@ -1611,7 +1720,7 @@
         <w:pStyle w:val="NormalWeb"/>
         <w:ind w:right="180"/>
         <w:rPr>
-          <w:del w:id="3" w:author="Microsoft Office User" w:date="2026-03-25T13:33:00Z" w16du:dateUtc="2026-03-25T20:33:00Z"/>
+          <w:del w:id="17" w:author="Microsoft Office User" w:date="2026-03-25T13:33:00Z" w16du:dateUtc="2026-03-25T20:33:00Z"/>
           <w:rFonts w:ascii="Tahoma" w:hAnsi="Tahoma" w:cs="Tahoma"/>
           <w:iCs/>
           <w:color w:val="000000" w:themeColor="text1"/>
@@ -1623,7 +1732,6 @@
           <w:iCs/>
           <w:color w:val="000000" w:themeColor="text1"/>
         </w:rPr>
-        <w:lastRenderedPageBreak/>
         <w:t>Be allowed to keep the Throne home uroflow device</w:t>
       </w:r>
     </w:p>
@@ -1655,6 +1763,7 @@
           <w:iCs/>
           <w:color w:val="000000" w:themeColor="text1"/>
         </w:rPr>
+        <w:lastRenderedPageBreak/>
         <w:t xml:space="preserve">There is no cost to you for the </w:t>
       </w:r>
       <w:proofErr w:type="spellStart"/>
@@ -1689,14 +1798,14 @@
     <w:p>
       <w:pPr>
         <w:rPr>
-          <w:del w:id="4" w:author="Microsoft Office User" w:date="2026-03-25T13:33:00Z" w16du:dateUtc="2026-03-25T20:33:00Z"/>
+          <w:del w:id="18" w:author="Microsoft Office User" w:date="2026-03-25T13:33:00Z" w16du:dateUtc="2026-03-25T20:33:00Z"/>
           <w:rFonts w:ascii="Tahoma" w:hAnsi="Tahoma" w:cs="Tahoma"/>
           <w:bCs/>
           <w:iCs/>
           <w:color w:val="000000" w:themeColor="text1"/>
         </w:rPr>
       </w:pPr>
-      <w:del w:id="5" w:author="Microsoft Office User" w:date="2026-03-25T13:33:00Z" w16du:dateUtc="2026-03-25T20:33:00Z">
+      <w:del w:id="19" w:author="Microsoft Office User" w:date="2026-03-25T13:33:00Z" w16du:dateUtc="2026-03-25T20:33:00Z">
         <w:r>
           <w:rPr>
             <w:rFonts w:ascii="Tahoma" w:hAnsi="Tahoma" w:cs="Tahoma"/>
@@ -3610,12 +3719,12 @@
         <w:spacing w:line="276" w:lineRule="auto"/>
         <w:ind w:right="-540"/>
         <w:rPr>
-          <w:del w:id="6" w:author="Microsoft Office User" w:date="2026-03-25T13:34:00Z" w16du:dateUtc="2026-03-25T20:34:00Z"/>
+          <w:del w:id="20" w:author="Microsoft Office User" w:date="2026-03-25T13:34:00Z" w16du:dateUtc="2026-03-25T20:34:00Z"/>
           <w:rFonts w:ascii="Tahoma" w:eastAsia="Arial Unicode MS" w:hAnsi="Tahoma" w:cs="Tahoma"/>
           <w:iCs/>
         </w:rPr>
       </w:pPr>
-      <w:del w:id="7" w:author="Microsoft Office User" w:date="2026-03-25T13:34:00Z" w16du:dateUtc="2026-03-25T20:34:00Z">
+      <w:del w:id="21" w:author="Microsoft Office User" w:date="2026-03-25T13:34:00Z" w16du:dateUtc="2026-03-25T20:34:00Z">
         <w:r>
           <w:rPr>
             <w:rFonts w:ascii="Tahoma" w:eastAsia="Arial Unicode MS" w:hAnsi="Tahoma" w:cs="Tahoma"/>
@@ -8290,6 +8399,9 @@
 
 <file path=word/people.xml><?xml version="1.0" encoding="utf-8"?>
 <w15:people xmlns:wpc="http://schemas.microsoft.com/office/word/2010/wordprocessingCanvas" xmlns:cx="http://schemas.microsoft.com/office/drawing/2014/chartex" xmlns:cx1="http://schemas.microsoft.com/office/drawing/2015/9/8/chartex" xmlns:cx2="http://schemas.microsoft.com/office/drawing/2015/10/21/chartex" xmlns:cx3="http://schemas.microsoft.com/office/drawing/2016/5/9/chartex" xmlns:cx4="http://schemas.microsoft.com/office/drawing/2016/5/10/chartex" xmlns:cx5="http://schemas.microsoft.com/office/drawing/2016/5/11/chartex" xmlns:cx6="http://schemas.microsoft.com/office/drawing/2016/5/12/chartex" xmlns:cx7="http://schemas.microsoft.com/office/drawing/2016/5/13/chartex" xmlns:cx8="http://schemas.microsoft.com/office/drawing/2016/5/14/chartex" xmlns:mc="http://schemas.openxmlformats.org/markup-compatibility/2006" xmlns:aink="http://schemas.microsoft.com/office/drawing/2016/ink" xmlns:am3d="http://schemas.microsoft.com/office/drawing/2017/model3d" xmlns:o="urn:schemas-microsoft-com:office:office" xmlns:oel="http://schemas.microsoft.com/office/2019/extlst" xmlns:r="http://schemas.openxmlformats.org/officeDocument/2006/relationships" xmlns:m="http://schemas.openxmlformats.org/officeDocument/2006/math" xmlns:v="urn:schemas-microsoft-com:vml" xmlns:wp14="http://schemas.microsoft.com/office/word/2010/wordprocessingDrawing" xmlns:wp="http://schemas.openxmlformats.org/drawingml/2006/wordprocessingDrawing" xmlns:w10="urn:schemas-microsoft-com:office:word" xmlns:w="http://schemas.openxmlformats.org/wordprocessingml/2006/main" xmlns:w14="http://schemas.microsoft.com/office/word/2010/wordml" xmlns:w15="http://schemas.microsoft.com/office/word/2012/wordml" xmlns:w16cex="http://schemas.microsoft.com/office/word/2018/wordml/cex" xmlns:w16cid="http://schemas.microsoft.com/office/word/2016/wordml/cid" xmlns:w16="http://schemas.microsoft.com/office/word/2018/wordml" xmlns:w16du="http://schemas.microsoft.com/office/word/2023/wordml/word16du" xmlns:w16sdtdh="http://schemas.microsoft.com/office/word/2020/wordml/sdtdatahash" xmlns:w16sdtfl="http://schemas.microsoft.com/office/word/2024/wordml/sdtformatlock" xmlns:w16se="http://schemas.microsoft.com/office/word/2015/wordml/symex" xmlns:wpg="http://schemas.microsoft.com/office/word/2010/wordprocessingGroup" xmlns:wpi="http://schemas.microsoft.com/office/word/2010/wordprocessingInk" xmlns:wne="http://schemas.microsoft.com/office/word/2006/wordml" xmlns:wps="http://schemas.microsoft.com/office/word/2010/wordprocessingShape" mc:Ignorable="w14 w15 w16se w16cid w16 w16cex w16sdtdh w16sdtfl w16du wp14">
+  <w15:person w15:author="Daniel Garrett Wong">
+    <w15:presenceInfo w15:providerId="AD" w15:userId="S::dgw1@stanford.edu::260333c2-86cd-456b-b785-cd5deab124a7"/>
+  </w15:person>
   <w15:person w15:author="Microsoft Office User">
     <w15:presenceInfo w15:providerId="None" w15:userId="Microsoft Office User"/>
   </w15:person>
